--- a/LAB EXERCISES/Hibernate Program Arch-15-4-2026.docx
+++ b/LAB EXERCISES/Hibernate Program Arch-15-4-2026.docx
@@ -1392,7 +1392,21 @@
         <w:rPr>
           <w:lang w:val="en-US"/>
         </w:rPr>
-        <w:t xml:space="preserve">                                                          1.request </w:t>
+        <w:t xml:space="preserve">                                                          </w:t>
+      </w:r>
+      <w:proofErr w:type="gramStart"/>
+      <w:r>
+        <w:rPr>
+          <w:lang w:val="en-US"/>
+        </w:rPr>
+        <w:t>1.request</w:t>
+      </w:r>
+      <w:proofErr w:type="gramEnd"/>
+      <w:r>
+        <w:rPr>
+          <w:lang w:val="en-US"/>
+        </w:rPr>
+        <w:t xml:space="preserve"> </w:t>
       </w:r>
     </w:p>
     <w:p>
@@ -1818,8 +1832,13 @@
         </mc:AlternateContent>
       </w:r>
       <w:r>
-        <w:t xml:space="preserve">                                                                                                                                                              10. response</w:t>
-      </w:r>
+        <w:t xml:space="preserve">                                                                                                                                                              10. </w:t>
+      </w:r>
+      <w:proofErr w:type="gramStart"/>
+      <w:r>
+        <w:t>response</w:t>
+      </w:r>
+      <w:proofErr w:type="gramEnd"/>
     </w:p>
     <w:p>
       <w:r>
@@ -1974,12 +1993,14 @@
       <w:r>
         <w:t xml:space="preserve">             </w:t>
       </w:r>
+      <w:proofErr w:type="gramStart"/>
       <w:r>
         <w:t>2.</w:t>
       </w:r>
       <w:r>
         <w:t>GET</w:t>
       </w:r>
+      <w:proofErr w:type="gramEnd"/>
     </w:p>
     <w:p>
       <w:r>
@@ -2449,7 +2470,15 @@
         <w:t xml:space="preserve">                                       </w:t>
       </w:r>
       <w:r>
-        <w:t xml:space="preserve">                                                           9. Forward Success</w:t>
+        <w:t xml:space="preserve">                            </w:t>
+      </w:r>
+      <w:r>
+        <w:t xml:space="preserve">                               8</w:t>
+      </w:r>
+      <w:bookmarkStart w:id="0" w:name="_GoBack"/>
+      <w:bookmarkEnd w:id="0"/>
+      <w:r>
+        <w:t>. Forward Success</w:t>
       </w:r>
     </w:p>
     <w:p>
@@ -2616,12 +2645,14 @@
       <w:r>
         <w:t xml:space="preserve">  </w:t>
       </w:r>
+      <w:proofErr w:type="gramStart"/>
       <w:r>
         <w:t>3.</w:t>
       </w:r>
       <w:r>
         <w:t>POST</w:t>
       </w:r>
+      <w:proofErr w:type="gramEnd"/>
       <w:r>
         <w:t xml:space="preserve">         </w:t>
       </w:r>
@@ -2987,13 +3018,18 @@
         <w:t xml:space="preserve">                                                                                </w:t>
       </w:r>
       <w:r>
-        <w:t xml:space="preserve">5. </w:t>
+        <w:t>4</w:t>
+      </w:r>
+      <w:r>
+        <w:t xml:space="preserve">. </w:t>
       </w:r>
       <w:proofErr w:type="spellStart"/>
+      <w:proofErr w:type="gramStart"/>
       <w:r>
         <w:t>pojo</w:t>
       </w:r>
       <w:proofErr w:type="spellEnd"/>
+      <w:proofErr w:type="gramEnd"/>
     </w:p>
     <w:p>
       <w:r>
@@ -3338,7 +3374,14 @@
           <w:noProof/>
           <w:lang w:eastAsia="en-IN"/>
         </w:rPr>
-        <w:t xml:space="preserve">8. </w:t>
+        <w:t>7</w:t>
+      </w:r>
+      <w:r>
+        <w:rPr>
+          <w:noProof/>
+          <w:lang w:eastAsia="en-IN"/>
+        </w:rPr>
+        <w:t xml:space="preserve">. </w:t>
       </w:r>
       <w:r>
         <w:rPr>
@@ -3463,6 +3506,7 @@
         <w:t xml:space="preserve"> </w:t>
       </w:r>
       <w:proofErr w:type="spellStart"/>
+      <w:proofErr w:type="gramStart"/>
       <w:r>
         <w:t>url</w:t>
       </w:r>
@@ -3470,6 +3514,7 @@
       <w:r>
         <w:t>-servlet</w:t>
       </w:r>
+      <w:proofErr w:type="gramEnd"/>
       <w:r>
         <w:t xml:space="preserve">                                                                </w:t>
       </w:r>
@@ -3483,7 +3528,10 @@
         <w:t xml:space="preserve">      </w:t>
       </w:r>
       <w:r>
-        <w:t>6.</w:t>
+        <w:t>5</w:t>
+      </w:r>
+      <w:r>
+        <w:t>.</w:t>
       </w:r>
       <w:r>
         <w:t xml:space="preserve">pojo </w:t>
@@ -3492,7 +3540,10 @@
         <w:t xml:space="preserve">Save            </w:t>
       </w:r>
       <w:r>
-        <w:t xml:space="preserve">7. </w:t>
+        <w:t>6</w:t>
+      </w:r>
+      <w:r>
+        <w:t xml:space="preserve">. </w:t>
       </w:r>
       <w:r>
         <w:t>Success</w:t>
@@ -3590,11 +3641,16 @@
       <w:r>
         <w:t xml:space="preserve">             </w:t>
       </w:r>
+      <w:proofErr w:type="gramStart"/>
       <w:r>
         <w:t>m</w:t>
       </w:r>
       <w:r>
-        <w:t xml:space="preserve">apping                                      </w:t>
+        <w:t>apping</w:t>
+      </w:r>
+      <w:proofErr w:type="gramEnd"/>
+      <w:r>
+        <w:t xml:space="preserve">                                      </w:t>
       </w:r>
     </w:p>
     <w:p>
@@ -3605,6 +3661,7 @@
         <w:t xml:space="preserve">            </w:t>
       </w:r>
       <w:proofErr w:type="spellStart"/>
+      <w:proofErr w:type="gramStart"/>
       <w:r>
         <w:t>pojo</w:t>
       </w:r>
@@ -3612,6 +3669,7 @@
       <w:r>
         <w:t>-table</w:t>
       </w:r>
+      <w:proofErr w:type="gramEnd"/>
     </w:p>
     <w:p>
       <w:r>
@@ -4166,6 +4224,7 @@
         </w:rPr>
         <w:t>&lt;</w:t>
       </w:r>
+      <w:proofErr w:type="gramStart"/>
       <w:r>
         <w:rPr>
           <w:rFonts w:ascii="Consolas" w:hAnsi="Consolas"/>
@@ -4176,6 +4235,7 @@
         </w:rPr>
         <w:t>html</w:t>
       </w:r>
+      <w:proofErr w:type="gramEnd"/>
       <w:r>
         <w:rPr>
           <w:rFonts w:ascii="Consolas" w:hAnsi="Consolas"/>
@@ -4207,6 +4267,7 @@
         </w:rPr>
         <w:t>&lt;</w:t>
       </w:r>
+      <w:proofErr w:type="gramStart"/>
       <w:r>
         <w:rPr>
           <w:rFonts w:ascii="Consolas" w:hAnsi="Consolas"/>
@@ -4216,6 +4277,7 @@
         </w:rPr>
         <w:t>body</w:t>
       </w:r>
+      <w:proofErr w:type="gramEnd"/>
       <w:r>
         <w:rPr>
           <w:rFonts w:ascii="Consolas" w:hAnsi="Consolas"/>
@@ -4249,6 +4311,7 @@
         <w:t>&lt;</w:t>
       </w:r>
       <w:proofErr w:type="spellStart"/>
+      <w:proofErr w:type="gramStart"/>
       <w:r>
         <w:rPr>
           <w:rFonts w:ascii="Consolas" w:hAnsi="Consolas"/>
@@ -4260,6 +4323,7 @@
         <w:t>center</w:t>
       </w:r>
       <w:proofErr w:type="spellEnd"/>
+      <w:proofErr w:type="gramEnd"/>
       <w:r>
         <w:rPr>
           <w:rFonts w:ascii="Consolas" w:hAnsi="Consolas"/>
@@ -4321,17 +4385,39 @@
           <w:szCs w:val="28"/>
           <w:u w:val="single"/>
         </w:rPr>
-        <w:t>Hello User!</w:t>
-      </w:r>
-      <w:r>
-        <w:rPr>
-          <w:rFonts w:ascii="Consolas" w:hAnsi="Consolas"/>
-          <w:color w:val="008080"/>
+        <w:t>Hello User</w:t>
+      </w:r>
+      <w:proofErr w:type="gramStart"/>
+      <w:r>
+        <w:rPr>
+          <w:rFonts w:ascii="Consolas" w:hAnsi="Consolas"/>
+          <w:color w:val="000000"/>
           <w:sz w:val="28"/>
           <w:szCs w:val="28"/>
           <w:u w:val="single"/>
         </w:rPr>
-        <w:t>&lt;/</w:t>
+        <w:t>!</w:t>
+      </w:r>
+      <w:r>
+        <w:rPr>
+          <w:rFonts w:ascii="Consolas" w:hAnsi="Consolas"/>
+          <w:color w:val="008080"/>
+          <w:sz w:val="28"/>
+          <w:szCs w:val="28"/>
+          <w:u w:val="single"/>
+        </w:rPr>
+        <w:t>&lt;</w:t>
+      </w:r>
+      <w:proofErr w:type="gramEnd"/>
+      <w:r>
+        <w:rPr>
+          <w:rFonts w:ascii="Consolas" w:hAnsi="Consolas"/>
+          <w:color w:val="008080"/>
+          <w:sz w:val="28"/>
+          <w:szCs w:val="28"/>
+          <w:u w:val="single"/>
+        </w:rPr>
+        <w:t>/</w:t>
       </w:r>
       <w:r>
         <w:rPr>
@@ -4898,6 +4984,7 @@
         <w:t xml:space="preserve">    </w:t>
       </w:r>
       <w:proofErr w:type="spellStart"/>
+      <w:proofErr w:type="gramStart"/>
       <w:r>
         <w:rPr>
           <w:color w:val="7F007F"/>
@@ -4905,6 +4992,7 @@
         <w:t>pageEncoding</w:t>
       </w:r>
       <w:proofErr w:type="spellEnd"/>
+      <w:proofErr w:type="gramEnd"/>
       <w:r>
         <w:rPr>
           <w:color w:val="000000"/>
@@ -4928,6 +5016,7 @@
           <w:color w:val="000000"/>
         </w:rPr>
       </w:pPr>
+      <w:proofErr w:type="gramStart"/>
       <w:r>
         <w:rPr>
           <w:color w:val="008080"/>
@@ -4940,6 +5029,7 @@
         </w:rPr>
         <w:t>DOCTYPE</w:t>
       </w:r>
+      <w:proofErr w:type="gramEnd"/>
       <w:r>
         <w:rPr>
           <w:color w:val="000000"/>
@@ -4966,12 +5056,14 @@
         </w:rPr>
         <w:t>&lt;</w:t>
       </w:r>
+      <w:proofErr w:type="gramStart"/>
       <w:r>
         <w:rPr>
           <w:color w:val="3F7F7F"/>
         </w:rPr>
         <w:t>html</w:t>
       </w:r>
+      <w:proofErr w:type="gramEnd"/>
       <w:r>
         <w:rPr>
           <w:color w:val="008080"/>
@@ -4992,12 +5084,14 @@
         </w:rPr>
         <w:t>&lt;</w:t>
       </w:r>
+      <w:proofErr w:type="gramStart"/>
       <w:r>
         <w:rPr>
           <w:color w:val="3F7F7F"/>
         </w:rPr>
         <w:t>head</w:t>
       </w:r>
+      <w:proofErr w:type="gramEnd"/>
       <w:r>
         <w:rPr>
           <w:color w:val="008080"/>
@@ -5018,12 +5112,14 @@
         </w:rPr>
         <w:t>&lt;</w:t>
       </w:r>
+      <w:proofErr w:type="gramStart"/>
       <w:r>
         <w:rPr>
           <w:color w:val="3F7F7F"/>
         </w:rPr>
         <w:t>meta</w:t>
       </w:r>
+      <w:proofErr w:type="gramEnd"/>
       <w:r>
         <w:rPr>
           <w:color w:val="000000"/>
@@ -5065,6 +5161,7 @@
         </w:rPr>
         <w:t>&lt;</w:t>
       </w:r>
+      <w:proofErr w:type="gramStart"/>
       <w:r>
         <w:rPr>
           <w:color w:val="3F7F7F"/>
@@ -5077,6 +5174,7 @@
         </w:rPr>
         <w:t>&gt;</w:t>
       </w:r>
+      <w:proofErr w:type="gramEnd"/>
       <w:r>
         <w:rPr>
           <w:color w:val="000000"/>
@@ -5187,6 +5285,7 @@
         </w:rPr>
         <w:t xml:space="preserve"> </w:t>
       </w:r>
+      <w:proofErr w:type="gramStart"/>
       <w:r>
         <w:rPr>
           <w:color w:val="7F007F"/>
@@ -5194,6 +5293,7 @@
         </w:rPr>
         <w:t>integrity</w:t>
       </w:r>
+      <w:proofErr w:type="gramEnd"/>
       <w:r>
         <w:rPr>
           <w:color w:val="000000"/>
@@ -5218,6 +5318,7 @@
         <w:t xml:space="preserve"> </w:t>
       </w:r>
       <w:proofErr w:type="spellStart"/>
+      <w:proofErr w:type="gramStart"/>
       <w:r>
         <w:rPr>
           <w:color w:val="7F007F"/>
@@ -5226,6 +5327,7 @@
         <w:t>crossorigin</w:t>
       </w:r>
       <w:proofErr w:type="spellEnd"/>
+      <w:proofErr w:type="gramEnd"/>
       <w:r>
         <w:rPr>
           <w:color w:val="000000"/>
@@ -5289,12 +5391,14 @@
         </w:rPr>
         <w:t>&lt;</w:t>
       </w:r>
+      <w:proofErr w:type="gramStart"/>
       <w:r>
         <w:rPr>
           <w:color w:val="3F7F7F"/>
         </w:rPr>
         <w:t>body</w:t>
       </w:r>
+      <w:proofErr w:type="gramEnd"/>
       <w:r>
         <w:rPr>
           <w:color w:val="008080"/>
@@ -5435,6 +5539,7 @@
         </w:rPr>
         <w:t xml:space="preserve">: </w:t>
       </w:r>
+      <w:proofErr w:type="gramStart"/>
       <w:r>
         <w:rPr>
           <w:color w:val="2A00E1"/>
@@ -5445,7 +5550,14 @@
         <w:rPr>
           <w:color w:val="000000"/>
         </w:rPr>
-        <w:t>;"</w:t>
+        <w:t>;</w:t>
+      </w:r>
+      <w:proofErr w:type="gramEnd"/>
+      <w:r>
+        <w:rPr>
+          <w:color w:val="000000"/>
+        </w:rPr>
+        <w:t>"</w:t>
       </w:r>
       <w:r>
         <w:rPr>
@@ -5581,12 +5693,14 @@
         </w:rPr>
         <w:t>&lt;</w:t>
       </w:r>
+      <w:proofErr w:type="gramStart"/>
       <w:r>
         <w:rPr>
           <w:color w:val="3F7F7F"/>
         </w:rPr>
         <w:t>hr</w:t>
       </w:r>
+      <w:proofErr w:type="gramEnd"/>
       <w:r>
         <w:rPr>
           <w:color w:val="008080"/>
@@ -6056,8 +6170,16 @@
         <w:rPr>
           <w:color w:val="000000"/>
         </w:rPr>
-        <w:t>First Name:</w:t>
-      </w:r>
+        <w:t xml:space="preserve">First </w:t>
+      </w:r>
+      <w:proofErr w:type="gramStart"/>
+      <w:r>
+        <w:rPr>
+          <w:color w:val="000000"/>
+        </w:rPr>
+        <w:t>Name:</w:t>
+      </w:r>
+      <w:proofErr w:type="gramEnd"/>
       <w:r>
         <w:rPr>
           <w:color w:val="008080"/>
@@ -6129,12 +6251,14 @@
         </w:rPr>
         <w:t xml:space="preserve">        </w:t>
       </w:r>
+      <w:proofErr w:type="gramStart"/>
       <w:r>
         <w:rPr>
           <w:color w:val="7F007F"/>
         </w:rPr>
         <w:t>class</w:t>
       </w:r>
+      <w:proofErr w:type="gramEnd"/>
       <w:r>
         <w:rPr>
           <w:color w:val="000000"/>
@@ -6208,12 +6332,14 @@
         </w:rPr>
         <w:t xml:space="preserve">        </w:t>
       </w:r>
+      <w:proofErr w:type="gramStart"/>
       <w:r>
         <w:rPr>
           <w:color w:val="7F007F"/>
         </w:rPr>
         <w:t>name</w:t>
       </w:r>
+      <w:proofErr w:type="gramEnd"/>
       <w:r>
         <w:rPr>
           <w:color w:val="000000"/>
@@ -6407,8 +6533,16 @@
         <w:rPr>
           <w:color w:val="000000"/>
         </w:rPr>
-        <w:t>Last Name:</w:t>
-      </w:r>
+        <w:t xml:space="preserve">Last </w:t>
+      </w:r>
+      <w:proofErr w:type="gramStart"/>
+      <w:r>
+        <w:rPr>
+          <w:color w:val="000000"/>
+        </w:rPr>
+        <w:t>Name:</w:t>
+      </w:r>
+      <w:proofErr w:type="gramEnd"/>
       <w:r>
         <w:rPr>
           <w:color w:val="008080"/>
@@ -6480,12 +6614,14 @@
         </w:rPr>
         <w:t xml:space="preserve">        </w:t>
       </w:r>
+      <w:proofErr w:type="gramStart"/>
       <w:r>
         <w:rPr>
           <w:color w:val="7F007F"/>
         </w:rPr>
         <w:t>class</w:t>
       </w:r>
+      <w:proofErr w:type="gramEnd"/>
       <w:r>
         <w:rPr>
           <w:color w:val="000000"/>
@@ -6559,12 +6695,14 @@
         </w:rPr>
         <w:t xml:space="preserve">        </w:t>
       </w:r>
+      <w:proofErr w:type="gramStart"/>
       <w:r>
         <w:rPr>
           <w:color w:val="7F007F"/>
         </w:rPr>
         <w:t>name</w:t>
       </w:r>
+      <w:proofErr w:type="gramEnd"/>
       <w:r>
         <w:rPr>
           <w:color w:val="000000"/>
@@ -6758,8 +6896,16 @@
         <w:rPr>
           <w:color w:val="000000"/>
         </w:rPr>
-        <w:t>User Name:</w:t>
-      </w:r>
+        <w:t xml:space="preserve">User </w:t>
+      </w:r>
+      <w:proofErr w:type="gramStart"/>
+      <w:r>
+        <w:rPr>
+          <w:color w:val="000000"/>
+        </w:rPr>
+        <w:t>Name:</w:t>
+      </w:r>
+      <w:proofErr w:type="gramEnd"/>
       <w:r>
         <w:rPr>
           <w:color w:val="008080"/>
@@ -6831,12 +6977,14 @@
         </w:rPr>
         <w:t xml:space="preserve">        </w:t>
       </w:r>
+      <w:proofErr w:type="gramStart"/>
       <w:r>
         <w:rPr>
           <w:color w:val="7F007F"/>
         </w:rPr>
         <w:t>class</w:t>
       </w:r>
+      <w:proofErr w:type="gramEnd"/>
       <w:r>
         <w:rPr>
           <w:color w:val="000000"/>
@@ -6902,12 +7050,14 @@
         </w:rPr>
         <w:t xml:space="preserve">        </w:t>
       </w:r>
+      <w:proofErr w:type="gramStart"/>
       <w:r>
         <w:rPr>
           <w:color w:val="7F007F"/>
         </w:rPr>
         <w:t>name</w:t>
       </w:r>
+      <w:proofErr w:type="gramEnd"/>
       <w:r>
         <w:rPr>
           <w:color w:val="000000"/>
@@ -7101,8 +7251,16 @@
         <w:rPr>
           <w:color w:val="000000"/>
         </w:rPr>
-        <w:t xml:space="preserve">       Password:</w:t>
-      </w:r>
+        <w:t xml:space="preserve">       </w:t>
+      </w:r>
+      <w:proofErr w:type="gramStart"/>
+      <w:r>
+        <w:rPr>
+          <w:color w:val="000000"/>
+        </w:rPr>
+        <w:t>Password:</w:t>
+      </w:r>
+      <w:proofErr w:type="gramEnd"/>
       <w:r>
         <w:rPr>
           <w:color w:val="008080"/>
@@ -7174,12 +7332,14 @@
         </w:rPr>
         <w:t xml:space="preserve">        </w:t>
       </w:r>
+      <w:proofErr w:type="gramStart"/>
       <w:r>
         <w:rPr>
           <w:color w:val="7F007F"/>
         </w:rPr>
         <w:t>class</w:t>
       </w:r>
+      <w:proofErr w:type="gramEnd"/>
       <w:r>
         <w:rPr>
           <w:color w:val="000000"/>
@@ -7245,12 +7405,14 @@
         </w:rPr>
         <w:t xml:space="preserve">        </w:t>
       </w:r>
+      <w:proofErr w:type="gramStart"/>
       <w:r>
         <w:rPr>
           <w:color w:val="7F007F"/>
         </w:rPr>
         <w:t>name</w:t>
       </w:r>
+      <w:proofErr w:type="gramEnd"/>
       <w:r>
         <w:rPr>
           <w:color w:val="000000"/>
@@ -7799,6 +7961,7 @@
         <w:t xml:space="preserve">    </w:t>
       </w:r>
       <w:proofErr w:type="spellStart"/>
+      <w:proofErr w:type="gramStart"/>
       <w:r>
         <w:rPr>
           <w:color w:val="7F007F"/>
@@ -7806,6 +7969,7 @@
         <w:t>pageEncoding</w:t>
       </w:r>
       <w:proofErr w:type="spellEnd"/>
+      <w:proofErr w:type="gramEnd"/>
       <w:r>
         <w:rPr>
           <w:color w:val="000000"/>
@@ -7829,6 +7993,7 @@
           <w:color w:val="000000"/>
         </w:rPr>
       </w:pPr>
+      <w:proofErr w:type="gramStart"/>
       <w:r>
         <w:rPr>
           <w:color w:val="008080"/>
@@ -7841,6 +8006,7 @@
         </w:rPr>
         <w:t>DOCTYPE</w:t>
       </w:r>
+      <w:proofErr w:type="gramEnd"/>
       <w:r>
         <w:rPr>
           <w:color w:val="000000"/>
@@ -7867,12 +8033,14 @@
         </w:rPr>
         <w:t>&lt;</w:t>
       </w:r>
+      <w:proofErr w:type="gramStart"/>
       <w:r>
         <w:rPr>
           <w:color w:val="3F7F7F"/>
         </w:rPr>
         <w:t>html</w:t>
       </w:r>
+      <w:proofErr w:type="gramEnd"/>
       <w:r>
         <w:rPr>
           <w:color w:val="008080"/>
@@ -7893,12 +8061,14 @@
         </w:rPr>
         <w:t>&lt;</w:t>
       </w:r>
+      <w:proofErr w:type="gramStart"/>
       <w:r>
         <w:rPr>
           <w:color w:val="3F7F7F"/>
         </w:rPr>
         <w:t>head</w:t>
       </w:r>
+      <w:proofErr w:type="gramEnd"/>
       <w:r>
         <w:rPr>
           <w:color w:val="008080"/>
@@ -7919,12 +8089,14 @@
         </w:rPr>
         <w:t>&lt;</w:t>
       </w:r>
+      <w:proofErr w:type="gramStart"/>
       <w:r>
         <w:rPr>
           <w:color w:val="3F7F7F"/>
         </w:rPr>
         <w:t>meta</w:t>
       </w:r>
+      <w:proofErr w:type="gramEnd"/>
       <w:r>
         <w:rPr>
           <w:color w:val="000000"/>
@@ -7966,6 +8138,7 @@
         </w:rPr>
         <w:t>&lt;</w:t>
       </w:r>
+      <w:proofErr w:type="gramStart"/>
       <w:r>
         <w:rPr>
           <w:color w:val="3F7F7F"/>
@@ -7978,6 +8151,7 @@
         </w:rPr>
         <w:t>&gt;</w:t>
       </w:r>
+      <w:proofErr w:type="gramEnd"/>
       <w:r>
         <w:rPr>
           <w:color w:val="000000"/>
@@ -8042,12 +8216,14 @@
         </w:rPr>
         <w:t>&lt;</w:t>
       </w:r>
+      <w:proofErr w:type="gramStart"/>
       <w:r>
         <w:rPr>
           <w:color w:val="3F7F7F"/>
         </w:rPr>
         <w:t>body</w:t>
       </w:r>
+      <w:proofErr w:type="gramEnd"/>
       <w:r>
         <w:rPr>
           <w:color w:val="008080"/>
@@ -8070,6 +8246,7 @@
         <w:t>&lt;</w:t>
       </w:r>
       <w:proofErr w:type="spellStart"/>
+      <w:proofErr w:type="gramStart"/>
       <w:r>
         <w:rPr>
           <w:color w:val="3F7F7F"/>
@@ -8078,6 +8255,7 @@
         <w:t>center</w:t>
       </w:r>
       <w:proofErr w:type="spellEnd"/>
+      <w:proofErr w:type="gramEnd"/>
       <w:r>
         <w:rPr>
           <w:color w:val="008080"/>
@@ -8330,16 +8508,26 @@
       <w:pPr>
         <w:pStyle w:val="NoSpacing"/>
       </w:pPr>
-      <w:r>
-        <w:t>package Model;</w:t>
-      </w:r>
-    </w:p>
-    <w:p>
-      <w:pPr>
-        <w:pStyle w:val="NoSpacing"/>
-      </w:pPr>
-      <w:r>
-        <w:t xml:space="preserve">import </w:t>
+      <w:proofErr w:type="gramStart"/>
+      <w:r>
+        <w:t>package</w:t>
+      </w:r>
+      <w:proofErr w:type="gramEnd"/>
+      <w:r>
+        <w:t xml:space="preserve"> Model;</w:t>
+      </w:r>
+    </w:p>
+    <w:p>
+      <w:pPr>
+        <w:pStyle w:val="NoSpacing"/>
+      </w:pPr>
+      <w:proofErr w:type="gramStart"/>
+      <w:r>
+        <w:t>import</w:t>
+      </w:r>
+      <w:proofErr w:type="gramEnd"/>
+      <w:r>
+        <w:t xml:space="preserve"> </w:t>
       </w:r>
       <w:proofErr w:type="spellStart"/>
       <w:r>
@@ -8359,8 +8547,13 @@
       <w:pPr>
         <w:pStyle w:val="NoSpacing"/>
       </w:pPr>
-      <w:r>
-        <w:t xml:space="preserve">import </w:t>
+      <w:proofErr w:type="gramStart"/>
+      <w:r>
+        <w:t>import</w:t>
+      </w:r>
+      <w:proofErr w:type="gramEnd"/>
+      <w:r>
+        <w:t xml:space="preserve"> </w:t>
       </w:r>
       <w:proofErr w:type="spellStart"/>
       <w:r>
@@ -8375,8 +8568,13 @@
       <w:pPr>
         <w:pStyle w:val="NoSpacing"/>
       </w:pPr>
-      <w:r>
-        <w:t xml:space="preserve">import </w:t>
+      <w:proofErr w:type="gramStart"/>
+      <w:r>
+        <w:t>import</w:t>
+      </w:r>
+      <w:proofErr w:type="gramEnd"/>
+      <w:r>
+        <w:t xml:space="preserve"> </w:t>
       </w:r>
       <w:proofErr w:type="spellStart"/>
       <w:r>
@@ -8391,8 +8589,13 @@
       <w:pPr>
         <w:pStyle w:val="NoSpacing"/>
       </w:pPr>
-      <w:r>
-        <w:t xml:space="preserve">import </w:t>
+      <w:proofErr w:type="gramStart"/>
+      <w:r>
+        <w:t>import</w:t>
+      </w:r>
+      <w:proofErr w:type="gramEnd"/>
+      <w:r>
+        <w:t xml:space="preserve"> </w:t>
       </w:r>
       <w:proofErr w:type="spellStart"/>
       <w:r>
@@ -8407,8 +8610,13 @@
       <w:pPr>
         <w:pStyle w:val="NoSpacing"/>
       </w:pPr>
-      <w:r>
-        <w:t xml:space="preserve">import </w:t>
+      <w:proofErr w:type="gramStart"/>
+      <w:r>
+        <w:t>import</w:t>
+      </w:r>
+      <w:proofErr w:type="gramEnd"/>
+      <w:r>
+        <w:t xml:space="preserve"> </w:t>
       </w:r>
       <w:proofErr w:type="spellStart"/>
       <w:r>
@@ -8423,8 +8631,13 @@
       <w:pPr>
         <w:pStyle w:val="NoSpacing"/>
       </w:pPr>
-      <w:r>
-        <w:t xml:space="preserve">import </w:t>
+      <w:proofErr w:type="gramStart"/>
+      <w:r>
+        <w:t>import</w:t>
+      </w:r>
+      <w:proofErr w:type="gramEnd"/>
+      <w:r>
+        <w:t xml:space="preserve"> </w:t>
       </w:r>
       <w:proofErr w:type="spellStart"/>
       <w:r>
@@ -8452,8 +8665,13 @@
       <w:pPr>
         <w:pStyle w:val="NoSpacing"/>
       </w:pPr>
-      <w:r>
-        <w:t>public class User implements Serializable {</w:t>
+      <w:proofErr w:type="gramStart"/>
+      <w:r>
+        <w:t>public</w:t>
+      </w:r>
+      <w:proofErr w:type="gramEnd"/>
+      <w:r>
+        <w:t xml:space="preserve"> class User implements Serializable {</w:t>
       </w:r>
     </w:p>
     <w:p>
@@ -8477,7 +8695,11 @@
         <w:pStyle w:val="NoSpacing"/>
       </w:pPr>
       <w:r>
-        <w:t xml:space="preserve">    @</w:t>
+        <w:t xml:space="preserve">    </w:t>
+      </w:r>
+      <w:proofErr w:type="gramStart"/>
+      <w:r>
+        <w:t>@</w:t>
       </w:r>
       <w:proofErr w:type="spellStart"/>
       <w:r>
@@ -8485,7 +8707,11 @@
       </w:r>
       <w:proofErr w:type="spellEnd"/>
       <w:r>
-        <w:t xml:space="preserve">(strategy = </w:t>
+        <w:t>(</w:t>
+      </w:r>
+      <w:proofErr w:type="gramEnd"/>
+      <w:r>
+        <w:t xml:space="preserve">strategy = </w:t>
       </w:r>
       <w:proofErr w:type="spellStart"/>
       <w:r>
@@ -8501,7 +8727,15 @@
         <w:pStyle w:val="NoSpacing"/>
       </w:pPr>
       <w:r>
-        <w:t xml:space="preserve">    private </w:t>
+        <w:t xml:space="preserve">    </w:t>
+      </w:r>
+      <w:proofErr w:type="gramStart"/>
+      <w:r>
+        <w:t>private</w:t>
+      </w:r>
+      <w:proofErr w:type="gramEnd"/>
+      <w:r>
+        <w:t xml:space="preserve"> </w:t>
       </w:r>
       <w:proofErr w:type="spellStart"/>
       <w:r>
@@ -8530,7 +8764,15 @@
         <w:pStyle w:val="NoSpacing"/>
       </w:pPr>
       <w:r>
-        <w:t xml:space="preserve">    private String </w:t>
+        <w:t xml:space="preserve">    </w:t>
+      </w:r>
+      <w:proofErr w:type="gramStart"/>
+      <w:r>
+        <w:t>private</w:t>
+      </w:r>
+      <w:proofErr w:type="gramEnd"/>
+      <w:r>
+        <w:t xml:space="preserve"> String </w:t>
       </w:r>
       <w:proofErr w:type="spellStart"/>
       <w:r>
@@ -8559,7 +8801,15 @@
         <w:pStyle w:val="NoSpacing"/>
       </w:pPr>
       <w:r>
-        <w:t xml:space="preserve">    private String </w:t>
+        <w:t xml:space="preserve">    </w:t>
+      </w:r>
+      <w:proofErr w:type="gramStart"/>
+      <w:r>
+        <w:t>private</w:t>
+      </w:r>
+      <w:proofErr w:type="gramEnd"/>
+      <w:r>
+        <w:t xml:space="preserve"> String </w:t>
       </w:r>
       <w:proofErr w:type="spellStart"/>
       <w:r>
@@ -8588,7 +8838,15 @@
         <w:pStyle w:val="NoSpacing"/>
       </w:pPr>
       <w:r>
-        <w:t xml:space="preserve">    private String username;</w:t>
+        <w:t xml:space="preserve">    </w:t>
+      </w:r>
+      <w:proofErr w:type="gramStart"/>
+      <w:r>
+        <w:t>private</w:t>
+      </w:r>
+      <w:proofErr w:type="gramEnd"/>
+      <w:r>
+        <w:t xml:space="preserve"> String username;</w:t>
       </w:r>
     </w:p>
     <w:p>
@@ -8609,20 +8867,36 @@
         <w:pStyle w:val="NoSpacing"/>
       </w:pPr>
       <w:r>
-        <w:t xml:space="preserve">    private String password;</w:t>
-      </w:r>
-    </w:p>
-    <w:p>
-      <w:pPr>
-        <w:pStyle w:val="NoSpacing"/>
-      </w:pPr>
-    </w:p>
-    <w:p>
-      <w:pPr>
-        <w:pStyle w:val="NoSpacing"/>
-      </w:pPr>
-      <w:r>
-        <w:t xml:space="preserve">    public String </w:t>
+        <w:t xml:space="preserve">    </w:t>
+      </w:r>
+      <w:proofErr w:type="gramStart"/>
+      <w:r>
+        <w:t>private</w:t>
+      </w:r>
+      <w:proofErr w:type="gramEnd"/>
+      <w:r>
+        <w:t xml:space="preserve"> String password;</w:t>
+      </w:r>
+    </w:p>
+    <w:p>
+      <w:pPr>
+        <w:pStyle w:val="NoSpacing"/>
+      </w:pPr>
+    </w:p>
+    <w:p>
+      <w:pPr>
+        <w:pStyle w:val="NoSpacing"/>
+      </w:pPr>
+      <w:r>
+        <w:t xml:space="preserve">    </w:t>
+      </w:r>
+      <w:proofErr w:type="gramStart"/>
+      <w:r>
+        <w:t>public</w:t>
+      </w:r>
+      <w:proofErr w:type="gramEnd"/>
+      <w:r>
+        <w:t xml:space="preserve"> String </w:t>
       </w:r>
       <w:proofErr w:type="spellStart"/>
       <w:r>
@@ -8638,7 +8912,15 @@
         <w:pStyle w:val="NoSpacing"/>
       </w:pPr>
       <w:r>
-        <w:t xml:space="preserve">        return </w:t>
+        <w:t xml:space="preserve">        </w:t>
+      </w:r>
+      <w:proofErr w:type="gramStart"/>
+      <w:r>
+        <w:t>return</w:t>
+      </w:r>
+      <w:proofErr w:type="gramEnd"/>
+      <w:r>
+        <w:t xml:space="preserve"> </w:t>
       </w:r>
       <w:proofErr w:type="spellStart"/>
       <w:r>
@@ -8662,7 +8944,15 @@
         <w:pStyle w:val="NoSpacing"/>
       </w:pPr>
       <w:r>
-        <w:t xml:space="preserve">    public void </w:t>
+        <w:t xml:space="preserve">    </w:t>
+      </w:r>
+      <w:proofErr w:type="gramStart"/>
+      <w:r>
+        <w:t>public</w:t>
+      </w:r>
+      <w:proofErr w:type="gramEnd"/>
+      <w:r>
+        <w:t xml:space="preserve"> void </w:t>
       </w:r>
       <w:proofErr w:type="spellStart"/>
       <w:r>
@@ -8718,7 +9008,15 @@
         <w:pStyle w:val="NoSpacing"/>
       </w:pPr>
       <w:r>
-        <w:t xml:space="preserve">    public String </w:t>
+        <w:t xml:space="preserve">    </w:t>
+      </w:r>
+      <w:proofErr w:type="gramStart"/>
+      <w:r>
+        <w:t>public</w:t>
+      </w:r>
+      <w:proofErr w:type="gramEnd"/>
+      <w:r>
+        <w:t xml:space="preserve"> String </w:t>
       </w:r>
       <w:proofErr w:type="spellStart"/>
       <w:r>
@@ -8734,7 +9032,15 @@
         <w:pStyle w:val="NoSpacing"/>
       </w:pPr>
       <w:r>
-        <w:t xml:space="preserve">        return </w:t>
+        <w:t xml:space="preserve">        </w:t>
+      </w:r>
+      <w:proofErr w:type="gramStart"/>
+      <w:r>
+        <w:t>return</w:t>
+      </w:r>
+      <w:proofErr w:type="gramEnd"/>
+      <w:r>
+        <w:t xml:space="preserve"> </w:t>
       </w:r>
       <w:proofErr w:type="spellStart"/>
       <w:r>
@@ -8758,7 +9064,15 @@
         <w:pStyle w:val="NoSpacing"/>
       </w:pPr>
       <w:r>
-        <w:t xml:space="preserve">    public void </w:t>
+        <w:t xml:space="preserve">    </w:t>
+      </w:r>
+      <w:proofErr w:type="gramStart"/>
+      <w:r>
+        <w:t>public</w:t>
+      </w:r>
+      <w:proofErr w:type="gramEnd"/>
+      <w:r>
+        <w:t xml:space="preserve"> void </w:t>
       </w:r>
       <w:proofErr w:type="spellStart"/>
       <w:r>
@@ -8814,7 +9128,15 @@
         <w:pStyle w:val="NoSpacing"/>
       </w:pPr>
       <w:r>
-        <w:t xml:space="preserve">    public String </w:t>
+        <w:t xml:space="preserve">    </w:t>
+      </w:r>
+      <w:proofErr w:type="gramStart"/>
+      <w:r>
+        <w:t>public</w:t>
+      </w:r>
+      <w:proofErr w:type="gramEnd"/>
+      <w:r>
+        <w:t xml:space="preserve"> String </w:t>
       </w:r>
       <w:proofErr w:type="spellStart"/>
       <w:r>
@@ -8830,7 +9152,15 @@
         <w:pStyle w:val="NoSpacing"/>
       </w:pPr>
       <w:r>
-        <w:t xml:space="preserve">        return username;</w:t>
+        <w:t xml:space="preserve">        </w:t>
+      </w:r>
+      <w:proofErr w:type="gramStart"/>
+      <w:r>
+        <w:t>return</w:t>
+      </w:r>
+      <w:proofErr w:type="gramEnd"/>
+      <w:r>
+        <w:t xml:space="preserve"> username;</w:t>
       </w:r>
     </w:p>
     <w:p>
@@ -8846,7 +9176,15 @@
         <w:pStyle w:val="NoSpacing"/>
       </w:pPr>
       <w:r>
-        <w:t xml:space="preserve">    public void </w:t>
+        <w:t xml:space="preserve">    </w:t>
+      </w:r>
+      <w:proofErr w:type="gramStart"/>
+      <w:r>
+        <w:t>public</w:t>
+      </w:r>
+      <w:proofErr w:type="gramEnd"/>
+      <w:r>
+        <w:t xml:space="preserve"> void </w:t>
       </w:r>
       <w:proofErr w:type="spellStart"/>
       <w:r>
@@ -8886,7 +9224,15 @@
         <w:pStyle w:val="NoSpacing"/>
       </w:pPr>
       <w:r>
-        <w:t xml:space="preserve">    public String </w:t>
+        <w:t xml:space="preserve">    </w:t>
+      </w:r>
+      <w:proofErr w:type="gramStart"/>
+      <w:r>
+        <w:t>public</w:t>
+      </w:r>
+      <w:proofErr w:type="gramEnd"/>
+      <w:r>
+        <w:t xml:space="preserve"> String </w:t>
       </w:r>
       <w:proofErr w:type="spellStart"/>
       <w:r>
@@ -8902,7 +9248,15 @@
         <w:pStyle w:val="NoSpacing"/>
       </w:pPr>
       <w:r>
-        <w:t xml:space="preserve">        return password;</w:t>
+        <w:t xml:space="preserve">        </w:t>
+      </w:r>
+      <w:proofErr w:type="gramStart"/>
+      <w:r>
+        <w:t>return</w:t>
+      </w:r>
+      <w:proofErr w:type="gramEnd"/>
+      <w:r>
+        <w:t xml:space="preserve"> password;</w:t>
       </w:r>
     </w:p>
     <w:p>
@@ -8918,7 +9272,15 @@
         <w:pStyle w:val="NoSpacing"/>
       </w:pPr>
       <w:r>
-        <w:t xml:space="preserve">    public void </w:t>
+        <w:t xml:space="preserve">    </w:t>
+      </w:r>
+      <w:proofErr w:type="gramStart"/>
+      <w:r>
+        <w:t>public</w:t>
+      </w:r>
+      <w:proofErr w:type="gramEnd"/>
+      <w:r>
+        <w:t xml:space="preserve"> void </w:t>
       </w:r>
       <w:proofErr w:type="spellStart"/>
       <w:r>
@@ -8959,7 +9321,14 @@
       </w:pPr>
       <w:r>
         <w:tab/>
-        <w:t>public User(</w:t>
+      </w:r>
+      <w:proofErr w:type="gramStart"/>
+      <w:r>
+        <w:t>public</w:t>
+      </w:r>
+      <w:proofErr w:type="gramEnd"/>
+      <w:r>
+        <w:t xml:space="preserve"> User(</w:t>
       </w:r>
       <w:proofErr w:type="spellStart"/>
       <w:r>
@@ -8995,7 +9364,14 @@
       </w:r>
       <w:r>
         <w:tab/>
-        <w:t>super();</w:t>
+      </w:r>
+      <w:proofErr w:type="gramStart"/>
+      <w:r>
+        <w:t>super(</w:t>
+      </w:r>
+      <w:proofErr w:type="gramEnd"/>
+      <w:r>
+        <w:t>);</w:t>
       </w:r>
     </w:p>
     <w:p>
@@ -9117,7 +9493,14 @@
       </w:pPr>
       <w:r>
         <w:tab/>
-        <w:t>public User() {</w:t>
+      </w:r>
+      <w:proofErr w:type="gramStart"/>
+      <w:r>
+        <w:t>public</w:t>
+      </w:r>
+      <w:proofErr w:type="gramEnd"/>
+      <w:r>
+        <w:t xml:space="preserve"> User() {</w:t>
       </w:r>
     </w:p>
     <w:p>
@@ -9129,7 +9512,14 @@
       </w:r>
       <w:r>
         <w:tab/>
-        <w:t>super();</w:t>
+      </w:r>
+      <w:proofErr w:type="gramStart"/>
+      <w:r>
+        <w:t>super(</w:t>
+      </w:r>
+      <w:proofErr w:type="gramEnd"/>
+      <w:r>
+        <w:t>);</w:t>
       </w:r>
     </w:p>
     <w:p>
@@ -9183,16 +9573,26 @@
       <w:pPr>
         <w:pStyle w:val="NoSpacing"/>
       </w:pPr>
-      <w:r>
-        <w:t>package Repository;</w:t>
-      </w:r>
-    </w:p>
-    <w:p>
-      <w:pPr>
-        <w:pStyle w:val="NoSpacing"/>
-      </w:pPr>
-      <w:r>
-        <w:t xml:space="preserve">import </w:t>
+      <w:proofErr w:type="gramStart"/>
+      <w:r>
+        <w:t>package</w:t>
+      </w:r>
+      <w:proofErr w:type="gramEnd"/>
+      <w:r>
+        <w:t xml:space="preserve"> Repository;</w:t>
+      </w:r>
+    </w:p>
+    <w:p>
+      <w:pPr>
+        <w:pStyle w:val="NoSpacing"/>
+      </w:pPr>
+      <w:proofErr w:type="gramStart"/>
+      <w:r>
+        <w:t>import</w:t>
+      </w:r>
+      <w:proofErr w:type="gramEnd"/>
+      <w:r>
+        <w:t xml:space="preserve"> </w:t>
       </w:r>
       <w:proofErr w:type="spellStart"/>
       <w:r>
@@ -9212,8 +9612,13 @@
       <w:pPr>
         <w:pStyle w:val="NoSpacing"/>
       </w:pPr>
-      <w:r>
-        <w:t xml:space="preserve">import </w:t>
+      <w:proofErr w:type="gramStart"/>
+      <w:r>
+        <w:t>import</w:t>
+      </w:r>
+      <w:proofErr w:type="gramEnd"/>
+      <w:r>
+        <w:t xml:space="preserve"> </w:t>
       </w:r>
       <w:proofErr w:type="spellStart"/>
       <w:r>
@@ -9228,8 +9633,13 @@
       <w:pPr>
         <w:pStyle w:val="NoSpacing"/>
       </w:pPr>
-      <w:r>
-        <w:t xml:space="preserve">import </w:t>
+      <w:proofErr w:type="gramStart"/>
+      <w:r>
+        <w:t>import</w:t>
+      </w:r>
+      <w:proofErr w:type="gramEnd"/>
+      <w:r>
+        <w:t xml:space="preserve"> </w:t>
       </w:r>
       <w:proofErr w:type="spellStart"/>
       <w:r>
@@ -9244,8 +9654,13 @@
       <w:pPr>
         <w:pStyle w:val="NoSpacing"/>
       </w:pPr>
-      <w:r>
-        <w:t xml:space="preserve">import </w:t>
+      <w:proofErr w:type="gramStart"/>
+      <w:r>
+        <w:t>import</w:t>
+      </w:r>
+      <w:proofErr w:type="gramEnd"/>
+      <w:r>
+        <w:t xml:space="preserve"> </w:t>
       </w:r>
       <w:proofErr w:type="spellStart"/>
       <w:r>
@@ -9260,8 +9675,13 @@
       <w:pPr>
         <w:pStyle w:val="NoSpacing"/>
       </w:pPr>
-      <w:r>
-        <w:t xml:space="preserve">import </w:t>
+      <w:proofErr w:type="gramStart"/>
+      <w:r>
+        <w:t>import</w:t>
+      </w:r>
+      <w:proofErr w:type="gramEnd"/>
+      <w:r>
+        <w:t xml:space="preserve"> </w:t>
       </w:r>
       <w:proofErr w:type="spellStart"/>
       <w:r>
@@ -9281,8 +9701,13 @@
       <w:pPr>
         <w:pStyle w:val="NoSpacing"/>
       </w:pPr>
-      <w:r>
-        <w:t xml:space="preserve">import </w:t>
+      <w:proofErr w:type="gramStart"/>
+      <w:r>
+        <w:t>import</w:t>
+      </w:r>
+      <w:proofErr w:type="gramEnd"/>
+      <w:r>
+        <w:t xml:space="preserve"> </w:t>
       </w:r>
       <w:proofErr w:type="spellStart"/>
       <w:r>
@@ -9302,8 +9727,13 @@
       <w:pPr>
         <w:pStyle w:val="NoSpacing"/>
       </w:pPr>
-      <w:r>
-        <w:t xml:space="preserve">public class </w:t>
+      <w:proofErr w:type="gramStart"/>
+      <w:r>
+        <w:t>public</w:t>
+      </w:r>
+      <w:proofErr w:type="gramEnd"/>
+      <w:r>
+        <w:t xml:space="preserve"> class </w:t>
       </w:r>
       <w:proofErr w:type="spellStart"/>
       <w:r>
@@ -9363,7 +9793,14 @@
       </w:pPr>
       <w:r>
         <w:tab/>
-        <w:t xml:space="preserve">public </w:t>
+      </w:r>
+      <w:proofErr w:type="gramStart"/>
+      <w:r>
+        <w:t>public</w:t>
+      </w:r>
+      <w:proofErr w:type="gramEnd"/>
+      <w:r>
+        <w:t xml:space="preserve"> </w:t>
       </w:r>
       <w:proofErr w:type="spellStart"/>
       <w:r>
@@ -9383,41 +9820,15 @@
       </w:r>
       <w:r>
         <w:tab/>
-        <w:t xml:space="preserve"> //1. create Configuration object</w:t>
-      </w:r>
-    </w:p>
-    <w:p>
-      <w:pPr>
-        <w:pStyle w:val="NoSpacing"/>
-      </w:pPr>
-      <w:r>
-        <w:tab/>
-        <w:t xml:space="preserve">     configuration=new Configuration().configure().</w:t>
-      </w:r>
-      <w:proofErr w:type="spellStart"/>
-      <w:r>
-        <w:t>addAnnotatedClass</w:t>
-      </w:r>
-      <w:proofErr w:type="spellEnd"/>
-      <w:r>
-        <w:t>(</w:t>
-      </w:r>
-      <w:proofErr w:type="spellStart"/>
-      <w:r>
-        <w:t>User.class</w:t>
-      </w:r>
-      <w:proofErr w:type="spellEnd"/>
-      <w:r>
-        <w:t>);</w:t>
-      </w:r>
-    </w:p>
-    <w:p>
-      <w:pPr>
-        <w:pStyle w:val="NoSpacing"/>
-      </w:pPr>
-      <w:r>
-        <w:tab/>
-        <w:t xml:space="preserve">    //2. create Session Factory object </w:t>
+        <w:t xml:space="preserve"> //1. </w:t>
+      </w:r>
+      <w:proofErr w:type="gramStart"/>
+      <w:r>
+        <w:t>create</w:t>
+      </w:r>
+      <w:proofErr w:type="gramEnd"/>
+      <w:r>
+        <w:t xml:space="preserve"> Configuration object</w:t>
       </w:r>
     </w:p>
     <w:p>
@@ -9428,8 +9839,59 @@
         <w:tab/>
         <w:t xml:space="preserve">     </w:t>
       </w:r>
+      <w:proofErr w:type="gramStart"/>
+      <w:r>
+        <w:t>configuration=</w:t>
+      </w:r>
+      <w:proofErr w:type="gramEnd"/>
+      <w:r>
+        <w:t>new Configuration().configure().</w:t>
+      </w:r>
       <w:proofErr w:type="spellStart"/>
       <w:r>
+        <w:t>addAnnotatedClass</w:t>
+      </w:r>
+      <w:proofErr w:type="spellEnd"/>
+      <w:r>
+        <w:t>(</w:t>
+      </w:r>
+      <w:proofErr w:type="spellStart"/>
+      <w:r>
+        <w:t>User.class</w:t>
+      </w:r>
+      <w:proofErr w:type="spellEnd"/>
+      <w:r>
+        <w:t>);</w:t>
+      </w:r>
+    </w:p>
+    <w:p>
+      <w:pPr>
+        <w:pStyle w:val="NoSpacing"/>
+      </w:pPr>
+      <w:r>
+        <w:tab/>
+        <w:t xml:space="preserve">    //2. </w:t>
+      </w:r>
+      <w:proofErr w:type="gramStart"/>
+      <w:r>
+        <w:t>create</w:t>
+      </w:r>
+      <w:proofErr w:type="gramEnd"/>
+      <w:r>
+        <w:t xml:space="preserve"> Session Factory object </w:t>
+      </w:r>
+    </w:p>
+    <w:p>
+      <w:pPr>
+        <w:pStyle w:val="NoSpacing"/>
+      </w:pPr>
+      <w:r>
+        <w:tab/>
+        <w:t xml:space="preserve">     </w:t>
+      </w:r>
+      <w:proofErr w:type="spellStart"/>
+      <w:proofErr w:type="gramStart"/>
+      <w:r>
         <w:t>sessionFactory</w:t>
       </w:r>
       <w:proofErr w:type="spellEnd"/>
@@ -9437,6 +9899,7 @@
         <w:t>=</w:t>
       </w:r>
       <w:proofErr w:type="spellStart"/>
+      <w:proofErr w:type="gramEnd"/>
       <w:r>
         <w:t>configuration.buildSessionFactory</w:t>
       </w:r>
@@ -9460,9 +9923,14 @@
       </w:pPr>
       <w:r>
         <w:tab/>
-        <w:t xml:space="preserve">     session=</w:t>
+        <w:t xml:space="preserve">     </w:t>
+      </w:r>
+      <w:proofErr w:type="gramStart"/>
+      <w:r>
+        <w:t>session=</w:t>
       </w:r>
       <w:proofErr w:type="spellStart"/>
+      <w:proofErr w:type="gramEnd"/>
       <w:r>
         <w:t>sessionFactory.openSession</w:t>
       </w:r>
@@ -9486,7 +9954,14 @@
       </w:pPr>
       <w:r>
         <w:tab/>
-        <w:t xml:space="preserve">public void </w:t>
+      </w:r>
+      <w:proofErr w:type="gramStart"/>
+      <w:r>
+        <w:t>public</w:t>
+      </w:r>
+      <w:proofErr w:type="gramEnd"/>
+      <w:r>
+        <w:t xml:space="preserve"> void </w:t>
       </w:r>
       <w:proofErr w:type="spellStart"/>
       <w:r>
@@ -9517,12 +9992,17 @@
         <w:t xml:space="preserve">    Transaction transaction=</w:t>
       </w:r>
       <w:proofErr w:type="spellStart"/>
+      <w:proofErr w:type="gramStart"/>
       <w:r>
         <w:t>session.beginTransaction</w:t>
       </w:r>
       <w:proofErr w:type="spellEnd"/>
       <w:r>
-        <w:t>();</w:t>
+        <w:t>(</w:t>
+      </w:r>
+      <w:proofErr w:type="gramEnd"/>
+      <w:r>
+        <w:t>);</w:t>
       </w:r>
     </w:p>
     <w:p>
@@ -9541,12 +10021,17 @@
         <w:t xml:space="preserve">    </w:t>
       </w:r>
       <w:proofErr w:type="spellStart"/>
+      <w:proofErr w:type="gramStart"/>
       <w:r>
         <w:t>session.save</w:t>
       </w:r>
       <w:proofErr w:type="spellEnd"/>
       <w:r>
-        <w:t xml:space="preserve">(user);    </w:t>
+        <w:t>(</w:t>
+      </w:r>
+      <w:proofErr w:type="gramEnd"/>
+      <w:r>
+        <w:t xml:space="preserve">user);    </w:t>
       </w:r>
     </w:p>
     <w:p>
@@ -9557,12 +10042,17 @@
         <w:t xml:space="preserve">    </w:t>
       </w:r>
       <w:proofErr w:type="spellStart"/>
+      <w:proofErr w:type="gramStart"/>
       <w:r>
         <w:t>System.out.println</w:t>
       </w:r>
       <w:proofErr w:type="spellEnd"/>
       <w:r>
-        <w:t>("Saved");</w:t>
+        <w:t>(</w:t>
+      </w:r>
+      <w:proofErr w:type="gramEnd"/>
+      <w:r>
+        <w:t>"Saved");</w:t>
       </w:r>
     </w:p>
     <w:p>
@@ -9581,12 +10071,17 @@
         <w:t xml:space="preserve">    </w:t>
       </w:r>
       <w:proofErr w:type="spellStart"/>
+      <w:proofErr w:type="gramStart"/>
       <w:r>
         <w:t>transaction.commit</w:t>
       </w:r>
       <w:proofErr w:type="spellEnd"/>
       <w:r>
-        <w:t>();</w:t>
+        <w:t>(</w:t>
+      </w:r>
+      <w:proofErr w:type="gramEnd"/>
+      <w:r>
+        <w:t>);</w:t>
       </w:r>
     </w:p>
     <w:p>
@@ -9597,12 +10092,17 @@
         <w:t xml:space="preserve">    </w:t>
       </w:r>
       <w:proofErr w:type="spellStart"/>
+      <w:proofErr w:type="gramStart"/>
       <w:r>
         <w:t>session.close</w:t>
       </w:r>
       <w:proofErr w:type="spellEnd"/>
       <w:r>
-        <w:t>();</w:t>
+        <w:t>(</w:t>
+      </w:r>
+      <w:proofErr w:type="gramEnd"/>
+      <w:r>
+        <w:t>);</w:t>
       </w:r>
     </w:p>
     <w:p>
@@ -9613,12 +10113,17 @@
         <w:t xml:space="preserve">    </w:t>
       </w:r>
       <w:proofErr w:type="spellStart"/>
+      <w:proofErr w:type="gramStart"/>
       <w:r>
         <w:t>sessionFactory.close</w:t>
       </w:r>
       <w:proofErr w:type="spellEnd"/>
       <w:r>
-        <w:t>();</w:t>
+        <w:t>(</w:t>
+      </w:r>
+      <w:proofErr w:type="gramEnd"/>
+      <w:r>
+        <w:t>);</w:t>
       </w:r>
     </w:p>
     <w:p>
@@ -9667,7 +10172,23 @@
           <w:sz w:val="28"/>
           <w:szCs w:val="28"/>
         </w:rPr>
-        <w:t xml:space="preserve">All Servlets must be created inside classes folder inside </w:t>
+        <w:t xml:space="preserve">All Servlets must be created inside </w:t>
+      </w:r>
+      <w:proofErr w:type="gramStart"/>
+      <w:r>
+        <w:rPr>
+          <w:sz w:val="28"/>
+          <w:szCs w:val="28"/>
+        </w:rPr>
+        <w:t>classes</w:t>
+      </w:r>
+      <w:proofErr w:type="gramEnd"/>
+      <w:r>
+        <w:rPr>
+          <w:sz w:val="28"/>
+          <w:szCs w:val="28"/>
+        </w:rPr>
+        <w:t xml:space="preserve"> folder inside </w:t>
       </w:r>
       <w:proofErr w:type="spellStart"/>
       <w:r>
@@ -9706,12 +10227,7 @@
         <w:pStyle w:val="NoSpacing"/>
       </w:pPr>
       <w:r>
-        <w:t>Give name Register</w:t>
-      </w:r>
-      <w:bookmarkStart w:id="0" w:name="_GoBack"/>
-      <w:bookmarkEnd w:id="0"/>
-      <w:r>
-        <w:t xml:space="preserve">, Select </w:t>
+        <w:t xml:space="preserve">Give name Register, Select </w:t>
       </w:r>
       <w:proofErr w:type="spellStart"/>
       <w:r>
@@ -9731,8 +10247,13 @@
       <w:pPr>
         <w:pStyle w:val="NoSpacing"/>
       </w:pPr>
-      <w:r>
-        <w:t xml:space="preserve">import </w:t>
+      <w:proofErr w:type="gramStart"/>
+      <w:r>
+        <w:t>import</w:t>
+      </w:r>
+      <w:proofErr w:type="gramEnd"/>
+      <w:r>
+        <w:t xml:space="preserve"> </w:t>
       </w:r>
       <w:proofErr w:type="spellStart"/>
       <w:r>
@@ -9747,8 +10268,13 @@
       <w:pPr>
         <w:pStyle w:val="NoSpacing"/>
       </w:pPr>
-      <w:r>
-        <w:t xml:space="preserve">import </w:t>
+      <w:proofErr w:type="gramStart"/>
+      <w:r>
+        <w:t>import</w:t>
+      </w:r>
+      <w:proofErr w:type="gramEnd"/>
+      <w:r>
+        <w:t xml:space="preserve"> </w:t>
       </w:r>
       <w:proofErr w:type="spellStart"/>
       <w:r>
@@ -9763,8 +10289,13 @@
       <w:pPr>
         <w:pStyle w:val="NoSpacing"/>
       </w:pPr>
-      <w:r>
-        <w:t xml:space="preserve">import </w:t>
+      <w:proofErr w:type="gramStart"/>
+      <w:r>
+        <w:t>import</w:t>
+      </w:r>
+      <w:proofErr w:type="gramEnd"/>
+      <w:r>
+        <w:t xml:space="preserve"> </w:t>
       </w:r>
       <w:proofErr w:type="spellStart"/>
       <w:r>
@@ -9779,8 +10310,13 @@
       <w:pPr>
         <w:pStyle w:val="NoSpacing"/>
       </w:pPr>
-      <w:r>
-        <w:t xml:space="preserve">import </w:t>
+      <w:proofErr w:type="gramStart"/>
+      <w:r>
+        <w:t>import</w:t>
+      </w:r>
+      <w:proofErr w:type="gramEnd"/>
+      <w:r>
+        <w:t xml:space="preserve"> </w:t>
       </w:r>
       <w:proofErr w:type="spellStart"/>
       <w:r>
@@ -9795,8 +10331,13 @@
       <w:pPr>
         <w:pStyle w:val="NoSpacing"/>
       </w:pPr>
-      <w:r>
-        <w:t xml:space="preserve">import </w:t>
+      <w:proofErr w:type="gramStart"/>
+      <w:r>
+        <w:t>import</w:t>
+      </w:r>
+      <w:proofErr w:type="gramEnd"/>
+      <w:r>
+        <w:t xml:space="preserve"> </w:t>
       </w:r>
       <w:proofErr w:type="spellStart"/>
       <w:r>
@@ -9816,8 +10357,13 @@
       <w:pPr>
         <w:pStyle w:val="NoSpacing"/>
       </w:pPr>
-      <w:r>
-        <w:t xml:space="preserve">import </w:t>
+      <w:proofErr w:type="gramStart"/>
+      <w:r>
+        <w:t>import</w:t>
+      </w:r>
+      <w:proofErr w:type="gramEnd"/>
+      <w:r>
+        <w:t xml:space="preserve"> </w:t>
       </w:r>
       <w:proofErr w:type="spellStart"/>
       <w:r>
@@ -9832,8 +10378,13 @@
       <w:pPr>
         <w:pStyle w:val="NoSpacing"/>
       </w:pPr>
-      <w:r>
-        <w:t xml:space="preserve">import </w:t>
+      <w:proofErr w:type="gramStart"/>
+      <w:r>
+        <w:t>import</w:t>
+      </w:r>
+      <w:proofErr w:type="gramEnd"/>
+      <w:r>
+        <w:t xml:space="preserve"> </w:t>
       </w:r>
       <w:proofErr w:type="spellStart"/>
       <w:r>
@@ -9848,8 +10399,13 @@
       <w:pPr>
         <w:pStyle w:val="NoSpacing"/>
       </w:pPr>
-      <w:r>
-        <w:t xml:space="preserve">public class Register extends </w:t>
+      <w:proofErr w:type="gramStart"/>
+      <w:r>
+        <w:t>public</w:t>
+      </w:r>
+      <w:proofErr w:type="gramEnd"/>
+      <w:r>
+        <w:t xml:space="preserve"> class Register extends </w:t>
       </w:r>
       <w:proofErr w:type="spellStart"/>
       <w:r>
@@ -9882,7 +10438,14 @@
       </w:pPr>
       <w:r>
         <w:tab/>
-        <w:t xml:space="preserve">protected void </w:t>
+      </w:r>
+      <w:proofErr w:type="gramStart"/>
+      <w:r>
+        <w:t>protected</w:t>
+      </w:r>
+      <w:proofErr w:type="gramEnd"/>
+      <w:r>
+        <w:t xml:space="preserve"> void </w:t>
       </w:r>
       <w:proofErr w:type="spellStart"/>
       <w:r>
@@ -9934,7 +10497,15 @@
       </w:r>
       <w:r>
         <w:tab/>
-        <w:t>User user=new User();</w:t>
+        <w:t xml:space="preserve">User user=new </w:t>
+      </w:r>
+      <w:proofErr w:type="gramStart"/>
+      <w:r>
+        <w:t>User(</w:t>
+      </w:r>
+      <w:proofErr w:type="gramEnd"/>
+      <w:r>
+        <w:t>);</w:t>
       </w:r>
     </w:p>
     <w:p>
@@ -9948,6 +10519,7 @@
         <w:tab/>
       </w:r>
       <w:proofErr w:type="spellStart"/>
+      <w:proofErr w:type="gramStart"/>
       <w:r>
         <w:t>user.setFirstName</w:t>
       </w:r>
@@ -9956,6 +10528,7 @@
         <w:t>(</w:t>
       </w:r>
       <w:proofErr w:type="spellStart"/>
+      <w:proofErr w:type="gramEnd"/>
       <w:r>
         <w:t>request.getParameter</w:t>
       </w:r>
@@ -9983,6 +10556,7 @@
         <w:tab/>
       </w:r>
       <w:proofErr w:type="spellStart"/>
+      <w:proofErr w:type="gramStart"/>
       <w:r>
         <w:t>user.setLastName</w:t>
       </w:r>
@@ -9991,6 +10565,7 @@
         <w:t>(</w:t>
       </w:r>
       <w:proofErr w:type="spellStart"/>
+      <w:proofErr w:type="gramEnd"/>
       <w:r>
         <w:t>request.getParameter</w:t>
       </w:r>
@@ -10018,6 +10593,7 @@
         <w:tab/>
       </w:r>
       <w:proofErr w:type="spellStart"/>
+      <w:proofErr w:type="gramStart"/>
       <w:r>
         <w:t>user.setUsername</w:t>
       </w:r>
@@ -10026,6 +10602,7 @@
         <w:t>(</w:t>
       </w:r>
       <w:proofErr w:type="spellStart"/>
+      <w:proofErr w:type="gramEnd"/>
       <w:r>
         <w:t>request.getParameter</w:t>
       </w:r>
@@ -10045,6 +10622,7 @@
         <w:tab/>
       </w:r>
       <w:proofErr w:type="spellStart"/>
+      <w:proofErr w:type="gramStart"/>
       <w:r>
         <w:t>user.setPassword</w:t>
       </w:r>
@@ -10053,6 +10631,7 @@
         <w:t>(</w:t>
       </w:r>
       <w:proofErr w:type="spellStart"/>
+      <w:proofErr w:type="gramEnd"/>
       <w:r>
         <w:t>request.getParameter</w:t>
       </w:r>
@@ -10088,12 +10667,17 @@
         <w:t xml:space="preserve">=new </w:t>
       </w:r>
       <w:proofErr w:type="spellStart"/>
+      <w:proofErr w:type="gramStart"/>
       <w:r>
         <w:t>UserDAO</w:t>
       </w:r>
       <w:proofErr w:type="spellEnd"/>
       <w:r>
-        <w:t>();</w:t>
+        <w:t>(</w:t>
+      </w:r>
+      <w:proofErr w:type="gramEnd"/>
+      <w:r>
+        <w:t>);</w:t>
       </w:r>
     </w:p>
     <w:p>
@@ -10108,12 +10692,17 @@
         <w:tab/>
       </w:r>
       <w:proofErr w:type="spellStart"/>
+      <w:proofErr w:type="gramStart"/>
       <w:r>
         <w:t>dao.saveUser</w:t>
       </w:r>
       <w:proofErr w:type="spellEnd"/>
       <w:r>
-        <w:t>(user);</w:t>
+        <w:t>(</w:t>
+      </w:r>
+      <w:proofErr w:type="gramEnd"/>
+      <w:r>
+        <w:t>user);</w:t>
       </w:r>
     </w:p>
     <w:p>
@@ -10127,12 +10716,17 @@
         <w:tab/>
       </w:r>
       <w:proofErr w:type="spellStart"/>
+      <w:proofErr w:type="gramStart"/>
       <w:r>
         <w:t>request.getDispatcher</w:t>
       </w:r>
       <w:proofErr w:type="spellEnd"/>
       <w:r>
-        <w:t>(“</w:t>
+        <w:t>(</w:t>
+      </w:r>
+      <w:proofErr w:type="gramEnd"/>
+      <w:r>
+        <w:t>“</w:t>
       </w:r>
       <w:proofErr w:type="spellStart"/>
       <w:r>
@@ -10327,6 +10921,7 @@
           <w:szCs w:val="28"/>
         </w:rPr>
       </w:pPr>
+      <w:proofErr w:type="gramStart"/>
       <w:r>
         <w:rPr>
           <w:rFonts w:ascii="Consolas" w:hAnsi="Consolas"/>
@@ -10345,6 +10940,7 @@
         </w:rPr>
         <w:t>xml</w:t>
       </w:r>
+      <w:proofErr w:type="gramEnd"/>
       <w:r>
         <w:rPr>
           <w:rFonts w:ascii="Consolas" w:hAnsi="Consolas"/>
@@ -10443,6 +11039,7 @@
           <w:szCs w:val="28"/>
         </w:rPr>
       </w:pPr>
+      <w:proofErr w:type="gramStart"/>
       <w:r>
         <w:rPr>
           <w:rFonts w:ascii="Consolas" w:hAnsi="Consolas"/>
@@ -10461,6 +11058,7 @@
         </w:rPr>
         <w:t>DOCTYPE</w:t>
       </w:r>
+      <w:proofErr w:type="gramEnd"/>
       <w:r>
         <w:rPr>
           <w:rFonts w:ascii="Consolas" w:hAnsi="Consolas"/>
@@ -10594,6 +11192,7 @@
         </w:rPr>
         <w:t>&lt;</w:t>
       </w:r>
+      <w:proofErr w:type="gramStart"/>
       <w:r>
         <w:rPr>
           <w:rFonts w:ascii="Consolas" w:hAnsi="Consolas"/>
@@ -10603,6 +11202,7 @@
         </w:rPr>
         <w:t>hibernate-configuration</w:t>
       </w:r>
+      <w:proofErr w:type="gramEnd"/>
       <w:r>
         <w:rPr>
           <w:rFonts w:ascii="Consolas" w:hAnsi="Consolas"/>
@@ -10634,6 +11234,7 @@
         </w:rPr>
         <w:t>&lt;</w:t>
       </w:r>
+      <w:proofErr w:type="gramStart"/>
       <w:r>
         <w:rPr>
           <w:rFonts w:ascii="Consolas" w:hAnsi="Consolas"/>
@@ -10643,6 +11244,7 @@
         </w:rPr>
         <w:t>session-factory</w:t>
       </w:r>
+      <w:proofErr w:type="gramEnd"/>
       <w:r>
         <w:rPr>
           <w:rFonts w:ascii="Consolas" w:hAnsi="Consolas"/>
@@ -10674,6 +11276,7 @@
         </w:rPr>
         <w:t>&lt;</w:t>
       </w:r>
+      <w:proofErr w:type="gramStart"/>
       <w:r>
         <w:rPr>
           <w:rFonts w:ascii="Consolas" w:hAnsi="Consolas"/>
@@ -10683,6 +11286,7 @@
         </w:rPr>
         <w:t>property</w:t>
       </w:r>
+      <w:proofErr w:type="gramEnd"/>
       <w:r>
         <w:rPr>
           <w:rFonts w:ascii="Consolas" w:hAnsi="Consolas"/>
@@ -10788,6 +11392,7 @@
         </w:rPr>
         <w:t>&lt;</w:t>
       </w:r>
+      <w:proofErr w:type="gramStart"/>
       <w:r>
         <w:rPr>
           <w:rFonts w:ascii="Consolas" w:hAnsi="Consolas"/>
@@ -10797,6 +11402,7 @@
         </w:rPr>
         <w:t>property</w:t>
       </w:r>
+      <w:proofErr w:type="gramEnd"/>
       <w:r>
         <w:rPr>
           <w:rFonts w:ascii="Consolas" w:hAnsi="Consolas"/>
@@ -10950,6 +11556,7 @@
         </w:rPr>
         <w:t>&lt;</w:t>
       </w:r>
+      <w:proofErr w:type="gramStart"/>
       <w:r>
         <w:rPr>
           <w:rFonts w:ascii="Consolas" w:hAnsi="Consolas"/>
@@ -10959,6 +11566,7 @@
         </w:rPr>
         <w:t>property</w:t>
       </w:r>
+      <w:proofErr w:type="gramEnd"/>
       <w:r>
         <w:rPr>
           <w:rFonts w:ascii="Consolas" w:hAnsi="Consolas"/>
@@ -11088,6 +11696,7 @@
         </w:rPr>
         <w:t>&lt;</w:t>
       </w:r>
+      <w:proofErr w:type="gramStart"/>
       <w:r>
         <w:rPr>
           <w:rFonts w:ascii="Consolas" w:hAnsi="Consolas"/>
@@ -11097,6 +11706,7 @@
         </w:rPr>
         <w:t>property</w:t>
       </w:r>
+      <w:proofErr w:type="gramEnd"/>
       <w:r>
         <w:rPr>
           <w:rFonts w:ascii="Consolas" w:hAnsi="Consolas"/>
@@ -11226,6 +11836,7 @@
         </w:rPr>
         <w:t>&lt;</w:t>
       </w:r>
+      <w:proofErr w:type="gramStart"/>
       <w:r>
         <w:rPr>
           <w:rFonts w:ascii="Consolas" w:hAnsi="Consolas"/>
@@ -11235,6 +11846,7 @@
         </w:rPr>
         <w:t>property</w:t>
       </w:r>
+      <w:proofErr w:type="gramEnd"/>
       <w:r>
         <w:rPr>
           <w:rFonts w:ascii="Consolas" w:hAnsi="Consolas"/>
@@ -11885,6 +12497,7 @@
           <w:szCs w:val="28"/>
         </w:rPr>
       </w:pPr>
+      <w:proofErr w:type="gramStart"/>
       <w:r>
         <w:rPr>
           <w:rFonts w:ascii="Consolas" w:hAnsi="Consolas"/>
@@ -11903,6 +12516,7 @@
         </w:rPr>
         <w:t>DOCTYPE</w:t>
       </w:r>
+      <w:proofErr w:type="gramEnd"/>
       <w:r>
         <w:rPr>
           <w:rFonts w:ascii="Consolas" w:hAnsi="Consolas"/>
@@ -12075,6 +12689,7 @@
         </w:rPr>
         <w:t>&lt;</w:t>
       </w:r>
+      <w:proofErr w:type="gramStart"/>
       <w:r>
         <w:rPr>
           <w:rFonts w:ascii="Consolas" w:hAnsi="Consolas"/>
@@ -12084,6 +12699,7 @@
         </w:rPr>
         <w:t>web-app</w:t>
       </w:r>
+      <w:proofErr w:type="gramEnd"/>
       <w:r>
         <w:rPr>
           <w:rFonts w:ascii="Consolas" w:hAnsi="Consolas"/>
@@ -12231,6 +12847,7 @@
         </w:rPr>
         <w:t>&lt;</w:t>
       </w:r>
+      <w:proofErr w:type="gramStart"/>
       <w:r>
         <w:rPr>
           <w:rFonts w:ascii="Consolas" w:hAnsi="Consolas"/>
@@ -12240,6 +12857,7 @@
         </w:rPr>
         <w:t>servlet</w:t>
       </w:r>
+      <w:proofErr w:type="gramEnd"/>
       <w:r>
         <w:rPr>
           <w:rFonts w:ascii="Consolas" w:hAnsi="Consolas"/>
@@ -12517,6 +13135,7 @@
         </w:rPr>
         <w:t>&lt;</w:t>
       </w:r>
+      <w:proofErr w:type="gramStart"/>
       <w:r>
         <w:rPr>
           <w:rFonts w:ascii="Consolas" w:hAnsi="Consolas"/>
@@ -12526,6 +13145,7 @@
         </w:rPr>
         <w:t>servlet-mapping</w:t>
       </w:r>
+      <w:proofErr w:type="gramEnd"/>
       <w:r>
         <w:rPr>
           <w:rFonts w:ascii="Consolas" w:hAnsi="Consolas"/>
@@ -13697,7 +14317,7 @@
 </file>
 
 <file path=customXml/itemProps1.xml><?xml version="1.0" encoding="utf-8"?>
-<ds:datastoreItem xmlns:ds="http://schemas.openxmlformats.org/officeDocument/2006/customXml" ds:itemID="{1B4E0241-CD99-4086-93C9-8D55FE687434}">
+<ds:datastoreItem xmlns:ds="http://schemas.openxmlformats.org/officeDocument/2006/customXml" ds:itemID="{6BE8CD82-AE99-4C9C-8D8E-BD7D523CE1C7}">
   <ds:schemaRefs>
     <ds:schemaRef ds:uri="http://schemas.openxmlformats.org/officeDocument/2006/bibliography"/>
   </ds:schemaRefs>

--- a/LAB EXERCISES/Hibernate Program Arch-15-4-2026.docx
+++ b/LAB EXERCISES/Hibernate Program Arch-15-4-2026.docx
@@ -1832,7 +1832,15 @@
         </mc:AlternateContent>
       </w:r>
       <w:r>
-        <w:t xml:space="preserve">                                                                                                                                                              10. </w:t>
+        <w:t xml:space="preserve">                                                                                                                                </w:t>
+      </w:r>
+      <w:r>
+        <w:t xml:space="preserve">                              9</w:t>
+      </w:r>
+      <w:bookmarkStart w:id="0" w:name="_GoBack"/>
+      <w:bookmarkEnd w:id="0"/>
+      <w:r>
+        <w:t xml:space="preserve">. </w:t>
       </w:r>
       <w:proofErr w:type="gramStart"/>
       <w:r>
@@ -2475,8 +2483,6 @@
       <w:r>
         <w:t xml:space="preserve">                               8</w:t>
       </w:r>
-      <w:bookmarkStart w:id="0" w:name="_GoBack"/>
-      <w:bookmarkEnd w:id="0"/>
       <w:r>
         <w:t>. Forward Success</w:t>
       </w:r>
@@ -14317,7 +14323,7 @@
 </file>
 
 <file path=customXml/itemProps1.xml><?xml version="1.0" encoding="utf-8"?>
-<ds:datastoreItem xmlns:ds="http://schemas.openxmlformats.org/officeDocument/2006/customXml" ds:itemID="{6BE8CD82-AE99-4C9C-8D8E-BD7D523CE1C7}">
+<ds:datastoreItem xmlns:ds="http://schemas.openxmlformats.org/officeDocument/2006/customXml" ds:itemID="{EFDF3065-F849-4896-BC22-2BF0C28B01C5}">
   <ds:schemaRefs>
     <ds:schemaRef ds:uri="http://schemas.openxmlformats.org/officeDocument/2006/bibliography"/>
   </ds:schemaRefs>
